--- a/spa/docx/02.content.docx
+++ b/spa/docx/02.content.docx
@@ -11,6 +11,15 @@
         <w:pStyle w:val="Heading2"/>
       </w:pPr>
       <w:r>
+        <w:t>Resource: Notas de Estudio (Tyndale)</w:t>
+      </w:r>
+      <w:r/>
+    </w:p>
+    <w:p>
+      <w:pPr>
+        <w:pStyle w:val="Heading2"/>
+      </w:pPr>
+      <w:r>
         <w:t>License Information</w:t>
       </w:r>
       <w:r/>
@@ -21,7 +30,7 @@
         <w:rPr>
           <w:b/>
         </w:rPr>
-        <w:t>Study Notes (Tyndale)</w:t>
+        <w:t>Notas de Estudio (Tyndale)</w:t>
       </w:r>
       <w:r>
         <w:t xml:space="preserve"> (Spanish) is based on</w:t>
@@ -74,7 +83,7 @@
         <w:pStyle w:val="Heading1"/>
       </w:pPr>
       <w:r>
-        <w:t>Study Notes (Tyndale)</w:t>
+        <w:t>Notas de Estudio (Tyndale)</w:t>
       </w:r>
     </w:p>
     <w:p>
@@ -83,6 +92,51 @@
           <w:headerReference w:type="even" r:id="rId8"/>
           <w:headerReference w:type="default" r:id="rId9"/>
           <w:footerReference w:type="default" r:id="rId10"/>
+          <w:footnotePr>
+            <w:numRestart w:val="eachSect"/>
+          </w:footnotePr>
+          <w:type w:val="continuous"/>
+          <w:pgSz w:w="12240" w:h="15840" w:code="1"/>
+          <w:pgMar w:top="1440" w:right="1440" w:bottom="1440" w:left="1440" w:header="504" w:footer="504" w:gutter="0"/>
+          <w:cols w:space="708"/>
+          <w:titlePg/>
+          <w:docGrid w:linePitch="360"/>
+        </w:sectPr>
+      </w:pPr>
+    </w:p>
+    <w:p>
+      <w:r/>
+    </w:p>
+    <w:p>
+      <w:pPr>
+        <w:pStyle w:val="Heading2"/>
+      </w:pPr>
+      <w:r>
+        <w:t>EXO</w:t>
+      </w:r>
+      <w:r/>
+    </w:p>
+    <w:p>
+      <w:r/>
+      <w:r>
+        <w:rPr>
+          <w:i/>
+        </w:rPr>
+        <w:t>Éxodo 1:1, Éxodo 1:1–22, Éxodo 1:2–4, Éxodo 1:5, Éxodo 1:6–7, Éxodo 1:8–10, Éxodo 1:10, Éxodo 1:11, Éxodo 1:12, Éxodo 1:14, Éxodo 1:15, Éxodo 1:16, Éxodo 1:17, Éxodo 1:19, Éxodo 1:20–21, Éxodo 2:1, Éxodo 2:1–25, Éxodo 2:2, Éxodo 2:3, Éxodo 2:5–6, Éxodo 2:7–9, Éxodo 2:10, Éxodo 2:11–12, Éxodo 2:11–15, Éxodo 2:13, Éxodo 2:14, Éxodo 2:15, Éxodo 2:16, Éxodo 2:16–25, Éxodo 2:17, Éxodo 2:18–20, Éxodo 2:24–25, Éxodo 3:1, Éxodo 3:1–10, Éxodo 3:1–4.28, Éxodo 3:2, Éxodo 3:4, Éxodo 3:5, Éxodo 3:6, Éxodo 3:7, Éxodo 3:8, Éxodo 3:10, Éxodo 3:11–12, Éxodo 3:11–4:17, Éxodo 3:12, Éxodo 3:13–22, Éxodo 3:14, Éxodo 3:15, Éxodo 3:16–17, Éxodo 3:18, Éxodo 3:19, Éxodo 3:20–21, Éxodo 4:1–9, Éxodo 4:3, Éxodo 4:6, Éxodo 4:9, Éxodo 4:10–17, Éxodo 4:11, Éxodo 4:13, Éxodo 4:14–17, Éxodo 4:18, Éxodo 4:20, Éxodo 4:21–23, Éxodo 4:24–26, Éxodo 4:25, Éxodo 4:27, Éxodo 4:29–7:7, Éxodo 4:31, Éxodo 5:1, Éxodo 5:1–14, Éxodo 5:2, Éxodo 5:3, Éxodo 5:4–5, Éxodo 5:6–14, Éxodo 5:7, Éxodo 5:22, Éxodo 5:22–23, Éxodo 6:1, Éxodo 6:1–13, Éxodo 6:2–3, Éxodo 6:2–8, Éxodo 6:7, Éxodo 6:9, Éxodo 6:10–13, Éxodo 6:14–16, Éxodo 6:14–30, Éxodo 6:16–20, Éxodo 6:18, Éxodo 6:20–25, Éxodo 7:1–7, Éxodo 7:3, Éxodo 7:5, Éxodo 7:7, Éxodo 7:8–11.10, Éxodo 7:8–12:30, Éxodo 7:9, Éxodo 7:11, Éxodo 7:14, Éxodo 7:14–25, Éxodo 7:22, Éxodo 8:1–15, Éxodo 8:7–8, Éxodo 8:9, Éxodo 8:10, Éxodo 8:13, Éxodo 8:16–19, Éxodo 8:19, Éxodo 8:20–32, Éxodo 8:25, Éxodo 8:26–27, Éxodo 8:29–30, Éxodo 9:1–7, Éxodo 9:3, Éxodo 9:5–6, Éxodo 9:8–12, Éxodo 9:12, Éxodo 9:13–33, Éxodo 9:14–17, Éxodo 9:16, Éxodo 9:20–21, Éxodo 9:26, Éxodo 9:27, Éxodo 9:29, Éxodo 10:1–20, Éxodo 10:2, Éxodo 10:4, Éxodo 10:7–11, Éxodo 10:13, Éxodo 10:13–15, Éxodo 10:17, Éxodo 10:21–29, Éxodo 10:24, Éxodo 10:25–26, Éxodo 10:27–29, Éxodo 11:1–9, Éxodo 11:3, Éxodo 11:5, Éxodo 11:7, Éxodo 11:8, Éxodo 12:1–30, Éxodo 12:2, Éxodo 12:5, Éxodo 12:6, Éxodo 12:7, Éxodo 12:10, Éxodo 12:11, Éxodo 12:12, Éxodo 12:14, Éxodo 12:15, Éxodo 12:22, Éxodo 12:25, 12:26–27, Éxodo 12:28–30, Éxodo 12:31–33, Éxodo 12:31–14:31, Éxodo 12:35, Éxodo 12:37, Éxodo 12:38, Éxodo 12:40, Éxodo 12:43–50, Éxodo 12:46, Éxodo 12:51, Éxodo 13:1–10, Éxodo 13:1–16, Éxodo 13:5, Éxodo 13:9, Éxodo 13:13, Éxodo 13:16, Éxodo 13:17–18, Éxodo 13:17–14:4, Éxodo 13:18, Éxodo 13:19, Éxodo 13:20, Éxodo 13:21, Éxodo 14:2, Éxodo 14:4, Éxodo 14:5–14, Éxodo 14:6–7, Éxodo 14:9, Éxodo 14:10–12, Éxodo 14:13–14, Éxodo 14:15–31, Éxodo 14:17, Éxodo 14:19–25, Éxodo 14:22, Éxodo 14:25, Éxodo 14:31, Éxodo 15:1, Éxodo 15:1–5, Éxodo 15:1–18, Éxodo 15:2, Éxodo 15:3, Éxodo 15:6, Éxodo 15:6–12, Éxodo 15:8, Éxodo 15:9–10, Éxodo 15:11, Éxodo 15:13, Éxodo 15:13–18, Éxodo 15:14–15, Éxodo 15:17, Éxodo 15:19–21, Éxodo 15:22–27, Éxodo 15:22–18:27, Éxodo 15:23, Éxodo 15:24, Éxodo 15:25, Éxodo 15:26, Éxodo 16:1–36, Éxodo 16:2, Éxodo 16:3, Éxodo 16:4–5, Éxodo 16:7, Éxodo 16:15, Éxodo 16:19–20, Éxodo 16:21–30, Èxodo 15:32–36, Éxodo 16:35, Éxodo 17:1, Éxodo 17:2, Éxodo 17:3, Éxodo 17:6, Éxodo 17:8, Éxodo 17:8–16, Éxodo 17:9, Éxodo 17:9–13, Éxodo 17:14–16, Éxodo 17:15, Éxodo 17:16, Éxodo 18:1–12, Éxodo 18:7, Éxodo 18:13–16, Éxodo 18:13–27, Éxodo 18:17–18, Éxodo 18:19–22, Éxodo 19:1, Éxodo 19:1–9, Éxodo 19:2, Éxodo 19:3, Éxodo 19:5–6, Éxodo 19:7–8, Éxodo 19:9, Éxodo 19:10–15, Éxodo 19:16–25, Éxodo 19:21–25, Éxodo 20:1, Éxodo 20:1–17, Éxodo 20:1–23.33, Éxodo 20:2, Éxodo 20:3, Éxodo 20:3–11, Éxodo 20:3–17, Éxodo 20:4, Éxodo 20:5–6, Éxodo 20:7, Éxodo 20:8–11, Éxodo 20:11, Éxodo 20:12, Éxodo 20:12–17, Éxodo 20:13, Éxodo 20:14, Éxodo 20:15, Éxodo 20:16, Éxodo 20:17, Éxodo 20:18–21, Éxodo 20:18–26, Éxodo 20:22–26, Éxodo 21:1–11, Éxodo 21:1–23.19, Éxodo 21:1–23.33, Éxodo 21:2, Éxodo 21:3, Éxodo 21:4–6, Éxodo 21:7–9, Éxodo 21:12–17, Éxodo 21:14, Éxodo 21:17, Éxodo 21:18–27, Éxodo 21:22–25, Éxodo 21:28–32, Éxodo 21:33–22:15, Éxodo 22:16–31, Éxodo 22:18, Éxodo 22:20, Éxodo 22:21, Éxodo 22:22–23, Éxodo 22:25–27, Éxodo 22:30, Éxodo 22:31, Éxodo 23:1–3, Éxodo 23:1–9, Éxodo 23:7, Éxodo 23:10–12, Éxodo 23:14–17, Éxodo 23:15, Éxodo 23:16, Éxodo 23:18, Éxodo 23:19, Éxodo 23:20–23, Éxodo 23:20–33, Éxodo 23:24, Éxodo 23:26, Éxodo 23:29–31, Éxodo 23:31, Éxodo 23:33, Éxodo 24:1–2, Éxodo 24:1–18, Éxodo 24:3, Éxodo 24:4, Éxodo 24:6, Éxodo 24:7, Éxodo 24:8, Éxodo 24:10, Éxodo 24:11, Éxodo 24:12, Éxodo 24:17, Éxodo 25:1–27:19, Éxodo 25:1–40.38, Éxodo 25:2, Éxodo 25:8, Éxodo 25:9, Éxodo 25:10–22, Éxodo 25:12–15, Éxodo 25:17, Éxodo 25:18, Éxodo 25:22, Éxodo 25:23–30, Éxodo 25:29, Éxodo 25:31–39, Éxodo 26:1–37, Éxodo 26:2–6, Éxodo 26:9, Éxodo 26:15, Éxodo 26:19, Éxodo 26:31, Éxodo 26:33, Éxodo 26:36–37, Éxodo 27:1–8, Éxodo 27:1–19, Éxodo 27:2, Éxodo 27:5, Éxodo 27:9–19, Éxodo 27:16, Éxodo 27:19, Éxodo 27:20–21, Éxodo 27:20–30:38, Éxodo 27:21, Éxodo 28:1–2, Éxodo 28:1–43, Éxodo 28:6–14, Éxodo 28:12, Éxodo 28:15–30, Éxodo 28:29, Éxodo 28:30, Éxodo 28:31–35, Éxodo 28:36–38, Éxodo 28:39, Éxodo 28:42–43, Éxodo 29:1, Éxodo 29:1–37, Éxodo 29:4, Éxodo 29:7, Éxodo 29:9, Éxodo 29:10–34, Éxodo 29:13, Éxodo 29:14, Éxodo 29:15–18, Éxodo 29:18, Éxodo 29:19–28, Éxodo 29:20–21, Éxodo 29:30, Éxodo 29:31, Éxodo 29:32–34, Éxodo 29:33, Éxodo 29:37, Éxodo 29:38–41, Éxodo 29:42–46, Éxodo 29:46, Éxodo 30:1–10, Éxodo 30:6, Éxodo 30:12, Éxodo 30:17–21, Éxodo 30:22–38, Éxodo 30:33, Éxodo 31:1–11, Éxodo 31:3, Éxodo 31:6, Éxodo 31:11, Éxodo 31:12–18, Éxodo 31:14–15, Éxodo 31:18, Éxodo 32:1, Éxodo 32:1–6, Éxodo 32:1–35, Éxodo 32:2–4, Éxodo 32:4, Éxodo 32:5, Éxodo 32:6, Éxodo 32:7, Éxodo 32:9–10, Éxodo 32:10, Éxodo 32:11–13, Éxodo 32:14, Éxodo 32:15–29, Éxodo 32:16, Éxodo 32:19, Éxodo 32:20, Éxodo 32:21–25, Éxodo 32:25, Éxodo 32:26–29, Éxodo 32:30–35, Éxodo 32:32, Éxodo 32:33, Éxodo 32:34, Éxodo 33:1–6, Éxodo 33:2–3, Éxodo 33:3, Éxodo 33:4–6, Éxodo 33:7, Éxodo 33:7–11, Éxodo 33:8–11, Éxodo 33:11, Éxodo 33:12, Éxodo 33:12–23, Éxodo 33:13, Éxodo 33:14, Éxodo 33:15–16, Éxodo 33:17, Éxodo 33:18, Éxodo 33:19, Éxodo 33:20–23, Éxodo 34:1–3, Éxodo 34:1–35, Éxodo 34:5–6, Éxodo 34:5–9, Éxodo 34:6, Éxodo 34:7, Éxodo 34:8–9, Éxodo 34:10–11, Éxodo 34:10–26, Éxodo 34:12–17, Éxodo 34:13, Éxodo 34:16, Éxodo 34:22, Éxodo 34:23, Éxodo 34:24, Éxodo 34:27–28, Éxodo 34:29–35, Éxodo 34:33, Éxodo 35:1–40.38, Éxodo 35:4–36:7, Éxodo 37:1–29, Éxodo 38:1–20, Éxodo 38:8, Éxodo 38:21, Éxodo 38:21–29, Éxodo 38:26, Éxodo 39:1–31, Éxodo 39:30, Éxodo 39:32–43, Éxodo 40:1–33, Éxodo 40:2, Éxodo 40:3, Éxodo 40:33, Éxodo 40:34–38, Éxodo 40:38</w:t>
+      </w:r>
+      <w:r/>
+    </w:p>
+    <w:p>
+      <w:r/>
+      <w:r>
+        <w:t xml:space="preserve"> </w:t>
+      </w:r>
+      <w:r/>
+      <w:r/>
+    </w:p>
+    <w:p>
+      <w:pPr>
+        <w:sectPr>
           <w:footnotePr>
             <w:numRestart w:val="eachSect"/>
           </w:footnotePr>

--- a/spa/docx/02.content.docx
+++ b/spa/docx/02.content.docx
@@ -163,13 +163,6 @@
         <w:rPr>
           <w:lang w:val="es_ES" w:bidi="es_ES"/>
         </w:rPr>
-      </w:r>
-      <w:r>
-        <w:rPr>
-          <w:i/>
-          <w:lang w:val="es_ES" w:bidi="es_ES"/>
-        </w:rPr>
-        <w:t>Éxodo 1:1, Éxodo 1:1–22, Éxodo 1:2–4, Éxodo 1:5, Éxodo 1:6–7, Éxodo 1:8–10, Éxodo 1:10, Éxodo 1:11, Éxodo 1:12, Éxodo 1:14, Éxodo 1:15, Éxodo 1:16, Éxodo 1:17, Éxodo 1:19, Éxodo 1:20–21, Éxodo 2:1, Éxodo 2:1–25, Éxodo 2:2, Éxodo 2:3, Éxodo 2:5–6, Éxodo 2:7–9, Éxodo 2:10, Éxodo 2:11–12, Éxodo 2:11–15, Éxodo 2:13, Éxodo 2:14, Éxodo 2:15, Éxodo 2:16, Éxodo 2:16–25, Éxodo 2:17, Éxodo 2:18–20, Éxodo 2:24–25, Éxodo 3:1, Éxodo 3:1–10, Éxodo 3:1–4.28, Éxodo 3:2, Éxodo 3:4, Éxodo 3:5, Éxodo 3:6, Éxodo 3:7, Éxodo 3:8, Éxodo 3:10, Éxodo 3:11–12, Éxodo 3:11–4:17, Éxodo 3:12, Éxodo 3:13–22, Éxodo 3:14, Éxodo 3:15, Éxodo 3:16–17, Éxodo 3:18, Éxodo 3:19, Éxodo 3:20–21, Éxodo 4:1–9, Éxodo 4:3, Éxodo 4:6, Éxodo 4:9, Éxodo 4:10–17, Éxodo 4:11, Éxodo 4:13, Éxodo 4:14–17, Éxodo 4:18, Éxodo 4:20, Éxodo 4:21–23, Éxodo 4:24–26, Éxodo 4:25, Éxodo 4:27, Éxodo 4:29–7:7, Éxodo 4:31, Éxodo 5:1, Éxodo 5:1–14, Éxodo 5:2, Éxodo 5:3, Éxodo 5:4–5, Éxodo 5:6–14, Éxodo 5:7, Éxodo 5:22, Éxodo 5:22–23, Éxodo 6:1, Éxodo 6:1–13, Éxodo 6:2–3, Éxodo 6:2–8, Éxodo 6:7, Éxodo 6:9, Éxodo 6:10–13, Éxodo 6:14–16, Éxodo 6:14–30, Éxodo 6:16–20, Éxodo 6:18, Éxodo 6:20–25, Éxodo 7:1–7, Éxodo 7:3, Éxodo 7:5, Éxodo 7:7, Éxodo 7:8–11.10, Éxodo 7:8–12:30, Éxodo 7:9, Éxodo 7:11, Éxodo 7:14, Éxodo 7:14–25, Éxodo 7:22, Éxodo 8:1–15, Éxodo 8:7–8, Éxodo 8:9, Éxodo 8:10, Éxodo 8:13, Éxodo 8:16–19, Éxodo 8:19, Éxodo 8:20–32, Éxodo 8:25, Éxodo 8:26–27, Éxodo 8:29–30, Éxodo 9:1–7, Éxodo 9:3, Éxodo 9:5–6, Éxodo 9:8–12, Éxodo 9:12, Éxodo 9:13–33, Éxodo 9:14–17, Éxodo 9:16, Éxodo 9:20–21, Éxodo 9:26, Éxodo 9:27, Éxodo 9:29, Éxodo 10:1–20, Éxodo 10:2, Éxodo 10:4, Éxodo 10:7–11, Éxodo 10:13, Éxodo 10:13–15, Éxodo 10:17, Éxodo 10:21–29, Éxodo 10:24, Éxodo 10:25–26, Éxodo 10:27–29, Éxodo 11:1–9, Éxodo 11:3, Éxodo 11:5, Éxodo 11:7, Éxodo 11:8, Éxodo 12:1–30, Éxodo 12:2, Éxodo 12:5, Éxodo 12:6, Éxodo 12:7, Éxodo 12:10, Éxodo 12:11, Éxodo 12:12, Éxodo 12:14, Éxodo 12:15, Éxodo 12:22, Éxodo 12:25, 12:26–27, Éxodo 12:28–30, Éxodo 12:31–33, Éxodo 12:31–14:31, Éxodo 12:35, Éxodo 12:37, Éxodo 12:38, Éxodo 12:40, Éxodo 12:43–50, Éxodo 12:46, Éxodo 12:51, Éxodo 13:1–10, Éxodo 13:1–16, Éxodo 13:5, Éxodo 13:9, Éxodo 13:13, Éxodo 13:16, Éxodo 13:17–18, Éxodo 13:17–14:4, Éxodo 13:18, Éxodo 13:19, Éxodo 13:20, Éxodo 13:21, Éxodo 14:2, Éxodo 14:4, Éxodo 14:5–14, Éxodo 14:6–7, Éxodo 14:9, Éxodo 14:10–12, Éxodo 14:13–14, Éxodo 14:15–31, Éxodo 14:17, Éxodo 14:19–25, Éxodo 14:22, Éxodo 14:25, Éxodo 14:31, Éxodo 15:1, Éxodo 15:1–5, Éxodo 15:1–18, Éxodo 15:2, Éxodo 15:3, Éxodo 15:6, Éxodo 15:6–12, Éxodo 15:8, Éxodo 15:9–10, Éxodo 15:11, Éxodo 15:13, Éxodo 15:13–18, Éxodo 15:14–15, Éxodo 15:17, Éxodo 15:19–21, Éxodo 15:22–27, Éxodo 15:22–18:27, Éxodo 15:23, Éxodo 15:24, Éxodo 15:25, Éxodo 15:26, Éxodo 16:1–36, Éxodo 16:2, Éxodo 16:3, Éxodo 16:4–5, Éxodo 16:7, Éxodo 16:15, Éxodo 16:19–20, Éxodo 16:21–30, Èxodo 15:32–36, Éxodo 16:35, Éxodo 17:1, Éxodo 17:2, Éxodo 17:3, Éxodo 17:6, Éxodo 17:8, Éxodo 17:8–16, Éxodo 17:9, Éxodo 17:9–13, Éxodo 17:14–16, Éxodo 17:15, Éxodo 17:16, Éxodo 18:1–12, Éxodo 18:7, Éxodo 18:13–16, Éxodo 18:13–27, Éxodo 18:17–18, Éxodo 18:19–22, Éxodo 19:1, Éxodo 19:1–9, Éxodo 19:2, Éxodo 19:3, Éxodo 19:5–6, Éxodo 19:7–8, Éxodo 19:9, Éxodo 19:10–15, Éxodo 19:16–25, Éxodo 19:21–25, Éxodo 20:1, Éxodo 20:1–17, Éxodo 20:1–23.33, Éxodo 20:2, Éxodo 20:3, Éxodo 20:3–11, Éxodo 20:3–17, Éxodo 20:4, Éxodo 20:5–6, Éxodo 20:7, Éxodo 20:8–11, Éxodo 20:11, Éxodo 20:12, Éxodo 20:12–17, Éxodo 20:13, Éxodo 20:14, Éxodo 20:15, Éxodo 20:16, Éxodo 20:17, Éxodo 20:18–21, Éxodo 20:18–26, Éxodo 20:22–26, Éxodo 21:1–11, Éxodo 21:1–23.19, Éxodo 21:1–23.33, Éxodo 21:2, Éxodo 21:3, Éxodo 21:4–6, Éxodo 21:7–9, Éxodo 21:12–17, Éxodo 21:14, Éxodo 21:17, Éxodo 21:18–27, Éxodo 21:22–25, Éxodo 21:28–32, Éxodo 21:33–22:15, Éxodo 22:16–31, Éxodo 22:18, Éxodo 22:20, Éxodo 22:21, Éxodo 22:22–23, Éxodo 22:25–27, Éxodo 22:30, Éxodo 22:31, Éxodo 23:1–3, Éxodo 23:1–9, Éxodo 23:7, Éxodo 23:10–12, Éxodo 23:14–17, Éxodo 23:15, Éxodo 23:16, Éxodo 23:18, Éxodo 23:19, Éxodo 23:20–23, Éxodo 23:20–33, Éxodo 23:24, Éxodo 23:26, Éxodo 23:29–31, Éxodo 23:31, Éxodo 23:33, Éxodo 24:1–2, Éxodo 24:1–18, Éxodo 24:3, Éxodo 24:4, Éxodo 24:6, Éxodo 24:7, Éxodo 24:8, Éxodo 24:10, Éxodo 24:11, Éxodo 24:12, Éxodo 24:17, Éxodo 25:1–27:19, Éxodo 25:1–40.38, Éxodo 25:2, Éxodo 25:8, Éxodo 25:9, Éxodo 25:10–22, Éxodo 25:12–15, Éxodo 25:17, Éxodo 25:18, Éxodo 25:22, Éxodo 25:23–30, Éxodo 25:29, Éxodo 25:31–39, Éxodo 26:1–37, Éxodo 26:2–6, Éxodo 26:9, Éxodo 26:15, Éxodo 26:19, Éxodo 26:31, Éxodo 26:33, Éxodo 26:36–37, Éxodo 27:1–8, Éxodo 27:1–19, Éxodo 27:2, Éxodo 27:5, Éxodo 27:9–19, Éxodo 27:16, Éxodo 27:19, Éxodo 27:20–21, Éxodo 27:20–30:38, Éxodo 27:21, Éxodo 28:1–2, Éxodo 28:1–43, Éxodo 28:6–14, Éxodo 28:12, Éxodo 28:15–30, Éxodo 28:29, Éxodo 28:30, Éxodo 28:31–35, Éxodo 28:36–38, Éxodo 28:39, Éxodo 28:42–43, Éxodo 29:1, Éxodo 29:1–37, Éxodo 29:4, Éxodo 29:7, Éxodo 29:9, Éxodo 29:10–34, Éxodo 29:13, Éxodo 29:14, Éxodo 29:15–18, Éxodo 29:18, Éxodo 29:19–28, Éxodo 29:20–21, Éxodo 29:30, Éxodo 29:31, Éxodo 29:32–34, Éxodo 29:33, Éxodo 29:37, Éxodo 29:38–41, Éxodo 29:42–46, Éxodo 29:46, Éxodo 30:1–10, Éxodo 30:6, Éxodo 30:12, Éxodo 30:17–21, Éxodo 30:22–38, Éxodo 30:33, Éxodo 31:1–11, Éxodo 31:3, Éxodo 31:6, Éxodo 31:11, Éxodo 31:12–18, Éxodo 31:14–15, Éxodo 31:18, Éxodo 32:1, Éxodo 32:1–6, Éxodo 32:1–35, Éxodo 32:2–4, Éxodo 32:4, Éxodo 32:5, Éxodo 32:6, Éxodo 32:7, Éxodo 32:9–10, Éxodo 32:10, Éxodo 32:11–13, Éxodo 32:14, Éxodo 32:15–29, Éxodo 32:16, Éxodo 32:19, Éxodo 32:20, Éxodo 32:21–25, Éxodo 32:25, Éxodo 32:26–29, Éxodo 32:30–35, Éxodo 32:32, Éxodo 32:33, Éxodo 32:34, Éxodo 33:1–6, Éxodo 33:2–3, Éxodo 33:3, Éxodo 33:4–6, Éxodo 33:7, Éxodo 33:7–11, Éxodo 33:8–11, Éxodo 33:11, Éxodo 33:12, Éxodo 33:12–23, Éxodo 33:13, Éxodo 33:14, Éxodo 33:15–16, Éxodo 33:17, Éxodo 33:18, Éxodo 33:19, Éxodo 33:20–23, Éxodo 34:1–3, Éxodo 34:1–35, Éxodo 34:5–6, Éxodo 34:5–9, Éxodo 34:6, Éxodo 34:7, Éxodo 34:8–9, Éxodo 34:10–11, Éxodo 34:10–26, Éxodo 34:12–17, Éxodo 34:13, Éxodo 34:16, Éxodo 34:22, Éxodo 34:23, Éxodo 34:24, Éxodo 34:27–28, Éxodo 34:29–35, Éxodo 34:33, Éxodo 35:1–40.38, Éxodo 35:4–36:7, Éxodo 37:1–29, Éxodo 38:1–20, Éxodo 38:8, Éxodo 38:21, Éxodo 38:21–29, Éxodo 38:26, Éxodo 39:1–31, Éxodo 39:30, Éxodo 39:32–43, Éxodo 40:1–33, Éxodo 40:2, Éxodo 40:3, Éxodo 40:33, Éxodo 40:34–38, Éxodo 40:38</w:t>
       </w:r>
       <w:r>
         <w:rPr>

--- a/spa/docx/02.content.docx
+++ b/spa/docx/02.content.docx
@@ -150,19 +150,6 @@
           <w:lang w:val="es_ES" w:bidi="es_ES"/>
         </w:rPr>
         <w:t>EXO</w:t>
-      </w:r>
-      <w:r>
-        <w:rPr>
-          <w:lang w:val="es_ES" w:bidi="es_ES"/>
-        </w:rPr>
-      </w:r>
-    </w:p>
-    <w:p>
-      <w:pPr/>
-      <w:r>
-        <w:rPr>
-          <w:lang w:val="es_ES" w:bidi="es_ES"/>
-        </w:rPr>
       </w:r>
       <w:r>
         <w:rPr>

--- a/spa/docx/02.content.docx
+++ b/spa/docx/02.content.docx
@@ -19,7 +19,7 @@
         <w:rPr>
           <w:lang w:val="es_ES" w:bidi="es_ES"/>
         </w:rPr>
-        <w:t>Resource: Notas de Estudio (Tyndale)</w:t>
+        <w:t>Resource: Tyndale Open Study Notes</w:t>
       </w:r>
       <w:r>
         <w:rPr>
@@ -112,7 +112,7 @@
         <w:rPr>
           <w:lang w:val="es_ES" w:bidi="es_ES"/>
         </w:rPr>
-        <w:t>Notas de Estudio (Tyndale)</w:t>
+        <w:t>Tyndale Open Study Notes</w:t>
       </w:r>
     </w:p>
     <w:p>

--- a/spa/docx/02.content.docx
+++ b/spa/docx/02.content.docx
@@ -19,7 +19,7 @@
         <w:rPr>
           <w:lang w:val="es_ES" w:bidi="es_ES"/>
         </w:rPr>
-        <w:t>Resource: Tyndale Open Study Notes</w:t>
+        <w:t>Resource: Aquifer Open Study Notes</w:t>
       </w:r>
       <w:r>
         <w:rPr>
@@ -112,7 +112,7 @@
         <w:rPr>
           <w:lang w:val="es_ES" w:bidi="es_ES"/>
         </w:rPr>
-        <w:t>Tyndale Open Study Notes</w:t>
+        <w:t>Aquifer Open Study Notes</w:t>
       </w:r>
     </w:p>
     <w:p>
